--- a/Science_Teesside/Teaching_Packs/BUILD/lessons/W5B/BUILD_Science_Autumn1_W5B_Food_Jobs_Mission_Pupil.docx
+++ b/Science_Teesside/Teaching_Packs/BUILD/lessons/W5B/BUILD_Science_Autumn1_W5B_Food_Jobs_Mission_Pupil.docx
@@ -5,8 +5,15 @@
     <w:p>
       <w:pPr>
         <w:pStyle w:val="Kicker"/>
+        <w:pBdr>
+          <w:left w:val="single" w:sz="20" w:color="28685E" w:space="7"/>
+        </w:pBdr>
+        <w:ind w:left="140"/>
       </w:pPr>
       <w:r>
+        <w:rPr>
+          <w:rFonts w:ascii="Arial" w:hAnsi="Arial"/>
+        </w:rPr>
         <w:t>PUPIL WORKSHEET</w:t>
       </w:r>
     </w:p>
@@ -15,6 +22,12 @@
         <w:pStyle w:val="Title"/>
       </w:pPr>
       <w:r>
+        <w:rPr>
+          <w:rFonts w:ascii="Arial" w:hAnsi="Arial"/>
+          <w:b/>
+          <w:color w:val="152B3A"/>
+          <w:sz w:val="48"/>
+        </w:rPr>
         <w:t>Food-jobs evidence mission</w:t>
       </w:r>
     </w:p>
@@ -23,41 +36,65 @@
         <w:pStyle w:val="Subtitle"/>
       </w:pPr>
       <w:r>
+        <w:rPr>
+          <w:rFonts w:ascii="Arial" w:hAnsi="Arial"/>
+          <w:i w:val="0"/>
+          <w:sz w:val="22"/>
+        </w:rPr>
         <w:t>Autumn 1 · Week 5 · Lesson B</w:t>
       </w:r>
     </w:p>
     <w:p>
       <w:r>
+        <w:rPr>
+          <w:rFonts w:ascii="Arial" w:hAnsi="Arial"/>
+        </w:rPr>
         <w:t>Name: ____________________________    Date: __________________</w:t>
       </w:r>
     </w:p>
     <w:p>
       <w:pPr>
         <w:pStyle w:val="Callout"/>
-        <w:shd w:fill="F7F4EC"/>
+        <w:shd w:fill="F1F5F0" w:val="clear"/>
         <w:pBdr>
-          <w:left w:val="single" w:sz="18" w:space="8" w:color="28675C"/>
+          <w:left w:val="single" w:sz="20" w:space="8" w:color="28685E"/>
         </w:pBdr>
+        <w:ind w:left="140" w:right="60"/>
       </w:pPr>
       <w:r>
+        <w:rPr>
+          <w:rFonts w:ascii="Arial" w:hAnsi="Arial"/>
+        </w:rPr>
         <w:t>Use food information to revise fictional menu models, explaining nutrient jobs and why one food cannot meet every need.</w:t>
       </w:r>
     </w:p>
     <w:p>
       <w:r>
+        <w:rPr>
+          <w:rFonts w:ascii="Arial" w:hAnsi="Arial"/>
+        </w:rPr>
         <w:t>Use this sheet with the lesson. You may point, sign, speak, draw, write, dictate or direct an adult. Keep your first idea so you can show what changed.</w:t>
       </w:r>
     </w:p>
     <w:p>
       <w:pPr>
         <w:pStyle w:val="Heading1"/>
+        <w:pBdr>
+          <w:bottom w:val="single" w:sz="6" w:color="DCE7DD" w:space="4"/>
+        </w:pBdr>
       </w:pPr>
       <w:r>
+        <w:rPr>
+          <w:rFonts w:ascii="Arial" w:hAnsi="Arial"/>
+        </w:rPr>
         <w:t>1. Read the evidence</w:t>
       </w:r>
     </w:p>
     <w:p>
       <w:r>
+        <w:rPr>
+          <w:rFonts w:ascii="Arial" w:hAnsi="Arial"/>
+        </w:rPr>
         <w:t>Use this reference; do not guess from a food’s colour or label it good/bad.</w:t>
       </w:r>
     </w:p>
@@ -69,18 +106,18 @@
         <w:tblW w:w="9866" w:type="dxa"/>
         <w:tblInd w:w="120" w:type="dxa"/>
         <w:tblCellMar>
-          <w:top w:w="100" w:type="dxa"/>
-          <w:left w:w="100" w:type="dxa"/>
-          <w:bottom w:w="100" w:type="dxa"/>
-          <w:right w:w="100" w:type="dxa"/>
+          <w:top w:w="95" w:type="dxa"/>
+          <w:left w:w="120" w:type="dxa"/>
+          <w:bottom w:w="95" w:type="dxa"/>
+          <w:right w:w="120" w:type="dxa"/>
         </w:tblCellMar>
         <w:tblBorders>
-          <w:top w:val="single" w:sz="4" w:color="ACBBB7"/>
-          <w:left w:val="single" w:sz="4" w:color="ACBBB7"/>
-          <w:bottom w:val="single" w:sz="4" w:color="ACBBB7"/>
-          <w:right w:val="single" w:sz="4" w:color="ACBBB7"/>
-          <w:insideH w:val="single" w:sz="4" w:color="ACBBB7"/>
-          <w:insideV w:val="single" w:sz="4" w:color="ACBBB7"/>
+          <w:top w:val="single" w:sz="4" w:color="9DB9AC"/>
+          <w:left w:val="single" w:sz="4" w:color="9DB9AC"/>
+          <w:bottom w:val="single" w:sz="4" w:color="9DB9AC"/>
+          <w:right w:val="single" w:sz="4" w:color="9DB9AC"/>
+          <w:insideH w:val="single" w:sz="4" w:color="9DB9AC"/>
+          <w:insideV w:val="single" w:sz="4" w:color="9DB9AC"/>
         </w:tblBorders>
       </w:tblPr>
       <w:tblGrid>
@@ -96,16 +133,17 @@
           <w:tcPr>
             <w:vAlign w:val="center"/>
             <w:tcW w:w="2923" w:type="dxa"/>
-            <w:shd w:fill="F7F4EC"/>
+            <w:shd w:fill="28685E" w:val="clear"/>
           </w:tcPr>
           <w:p>
             <w:pPr>
-              <w:spacing w:after="20" w:before="20"/>
+              <w:spacing w:after="20" w:before="20" w:line="250" w:lineRule="auto"/>
             </w:pPr>
             <w:r>
               <w:rPr>
+                <w:rFonts w:ascii="Arial" w:hAnsi="Arial"/>
                 <w:b/>
-                <w:color w:val="173348"/>
+                <w:color w:val="FFFFFF"/>
                 <w:sz w:val="22"/>
               </w:rPr>
               <w:t>Food card</w:t>
@@ -116,16 +154,17 @@
           <w:tcPr>
             <w:vAlign w:val="center"/>
             <w:tcW w:w="6943" w:type="dxa"/>
-            <w:shd w:fill="F7F4EC"/>
+            <w:shd w:fill="28685E" w:val="clear"/>
           </w:tcPr>
           <w:p>
             <w:pPr>
-              <w:spacing w:after="20" w:before="20"/>
+              <w:spacing w:after="20" w:before="20" w:line="250" w:lineRule="auto"/>
             </w:pPr>
             <w:r>
               <w:rPr>
+                <w:rFonts w:ascii="Arial" w:hAnsi="Arial"/>
                 <w:b/>
-                <w:color w:val="173348"/>
+                <w:color w:val="FFFFFF"/>
                 <w:sz w:val="22"/>
               </w:rPr>
               <w:t>Some useful evidence</w:t>
@@ -142,13 +181,16 @@
           <w:tcPr>
             <w:vAlign w:val="center"/>
             <w:tcW w:w="2923" w:type="dxa"/>
+            <w:shd w:fill="F1F5F0" w:val="clear"/>
           </w:tcPr>
           <w:p>
             <w:pPr>
-              <w:spacing w:after="20" w:before="20"/>
+              <w:spacing w:after="20" w:before="20" w:line="250" w:lineRule="auto"/>
             </w:pPr>
             <w:r>
               <w:rPr>
+                <w:rFonts w:ascii="Arial" w:hAnsi="Arial"/>
+                <w:color w:val="152B3A"/>
                 <w:sz w:val="22"/>
               </w:rPr>
               <w:t>Bread or potato</w:t>
@@ -159,13 +201,16 @@
           <w:tcPr>
             <w:vAlign w:val="center"/>
             <w:tcW w:w="6943" w:type="dxa"/>
+            <w:shd w:fill="F1F5F0" w:val="clear"/>
           </w:tcPr>
           <w:p>
             <w:pPr>
-              <w:spacing w:after="20" w:before="20"/>
+              <w:spacing w:after="20" w:before="20" w:line="250" w:lineRule="auto"/>
             </w:pPr>
             <w:r>
               <w:rPr>
+                <w:rFonts w:ascii="Arial" w:hAnsi="Arial"/>
+                <w:color w:val="152B3A"/>
                 <w:sz w:val="22"/>
               </w:rPr>
               <w:t>Starchy carbohydrate gives energy; these foods supply other nutrients too.</w:t>
@@ -182,13 +227,16 @@
           <w:tcPr>
             <w:vAlign w:val="center"/>
             <w:tcW w:w="2923" w:type="dxa"/>
+            <w:shd w:fill="FFFFFF" w:val="clear"/>
           </w:tcPr>
           <w:p>
             <w:pPr>
-              <w:spacing w:after="20" w:before="20"/>
+              <w:spacing w:after="20" w:before="20" w:line="250" w:lineRule="auto"/>
             </w:pPr>
             <w:r>
               <w:rPr>
+                <w:rFonts w:ascii="Arial" w:hAnsi="Arial"/>
+                <w:color w:val="152B3A"/>
                 <w:sz w:val="22"/>
               </w:rPr>
               <w:t>Beans or lentils</w:t>
@@ -199,13 +247,16 @@
           <w:tcPr>
             <w:vAlign w:val="center"/>
             <w:tcW w:w="6943" w:type="dxa"/>
+            <w:shd w:fill="FFFFFF" w:val="clear"/>
           </w:tcPr>
           <w:p>
             <w:pPr>
-              <w:spacing w:after="20" w:before="20"/>
+              <w:spacing w:after="20" w:before="20" w:line="250" w:lineRule="auto"/>
             </w:pPr>
             <w:r>
               <w:rPr>
+                <w:rFonts w:ascii="Arial" w:hAnsi="Arial"/>
+                <w:color w:val="152B3A"/>
                 <w:sz w:val="22"/>
               </w:rPr>
               <w:t>Protein supports growth/repair; also carbohydrate and fibre.</w:t>
@@ -222,13 +273,16 @@
           <w:tcPr>
             <w:vAlign w:val="center"/>
             <w:tcW w:w="2923" w:type="dxa"/>
+            <w:shd w:fill="F1F5F0" w:val="clear"/>
           </w:tcPr>
           <w:p>
             <w:pPr>
-              <w:spacing w:after="20" w:before="20"/>
+              <w:spacing w:after="20" w:before="20" w:line="250" w:lineRule="auto"/>
             </w:pPr>
             <w:r>
               <w:rPr>
+                <w:rFonts w:ascii="Arial" w:hAnsi="Arial"/>
+                <w:color w:val="152B3A"/>
                 <w:sz w:val="22"/>
               </w:rPr>
               <w:t>Carrot or apple</w:t>
@@ -239,13 +293,16 @@
           <w:tcPr>
             <w:vAlign w:val="center"/>
             <w:tcW w:w="6943" w:type="dxa"/>
+            <w:shd w:fill="F1F5F0" w:val="clear"/>
           </w:tcPr>
           <w:p>
             <w:pPr>
-              <w:spacing w:after="20" w:before="20"/>
+              <w:spacing w:after="20" w:before="20" w:line="250" w:lineRule="auto"/>
             </w:pPr>
             <w:r>
               <w:rPr>
+                <w:rFonts w:ascii="Arial" w:hAnsi="Arial"/>
+                <w:color w:val="152B3A"/>
                 <w:sz w:val="22"/>
               </w:rPr>
               <w:t>Fruit/vegetables supply differing vitamins, minerals and fibre.</w:t>
@@ -262,13 +319,16 @@
           <w:tcPr>
             <w:vAlign w:val="center"/>
             <w:tcW w:w="2923" w:type="dxa"/>
+            <w:shd w:fill="FFFFFF" w:val="clear"/>
           </w:tcPr>
           <w:p>
             <w:pPr>
-              <w:spacing w:after="20" w:before="20"/>
+              <w:spacing w:after="20" w:before="20" w:line="250" w:lineRule="auto"/>
             </w:pPr>
             <w:r>
               <w:rPr>
+                <w:rFonts w:ascii="Arial" w:hAnsi="Arial"/>
+                <w:color w:val="152B3A"/>
                 <w:sz w:val="22"/>
               </w:rPr>
               <w:t>Water</w:t>
@@ -279,13 +339,16 @@
           <w:tcPr>
             <w:vAlign w:val="center"/>
             <w:tcW w:w="6943" w:type="dxa"/>
+            <w:shd w:fill="FFFFFF" w:val="clear"/>
           </w:tcPr>
           <w:p>
             <w:pPr>
-              <w:spacing w:after="20" w:before="20"/>
+              <w:spacing w:after="20" w:before="20" w:line="250" w:lineRule="auto"/>
             </w:pPr>
             <w:r>
               <w:rPr>
+                <w:rFonts w:ascii="Arial" w:hAnsi="Arial"/>
+                <w:color w:val="152B3A"/>
                 <w:sz w:val="22"/>
               </w:rPr>
               <w:t>Helps transport and temperature control; no food energy.</w:t>
@@ -298,11 +361,14 @@
       <w:pPr>
         <w:pStyle w:val="ResponseLine"/>
         <w:pBdr>
-          <w:bottom w:val="single" w:sz="3" w:space="1" w:color="ACBBB7"/>
+          <w:bottom w:val="single" w:sz="4" w:space="1" w:color="9DB9AC"/>
           <w:between w:val="single" w:sz="3" w:space="1" w:color="ACBBB7"/>
         </w:pBdr>
       </w:pPr>
       <w:r>
+        <w:rPr>
+          <w:rFonts w:ascii="Arial" w:hAnsi="Arial"/>
+        </w:rPr>
         <w:t xml:space="preserve"> </w:t>
       </w:r>
     </w:p>
@@ -310,11 +376,14 @@
       <w:pPr>
         <w:pStyle w:val="ResponseLine"/>
         <w:pBdr>
-          <w:bottom w:val="single" w:sz="3" w:space="1" w:color="ACBBB7"/>
+          <w:bottom w:val="single" w:sz="4" w:space="1" w:color="9DB9AC"/>
           <w:between w:val="single" w:sz="3" w:space="1" w:color="ACBBB7"/>
         </w:pBdr>
       </w:pPr>
       <w:r>
+        <w:rPr>
+          <w:rFonts w:ascii="Arial" w:hAnsi="Arial"/>
+        </w:rPr>
         <w:t xml:space="preserve"> </w:t>
       </w:r>
     </w:p>
@@ -322,8 +391,15 @@
       <w:pPr>
         <w:pStyle w:val="Kicker"/>
         <w:pageBreakBefore/>
+        <w:pBdr>
+          <w:left w:val="single" w:sz="20" w:color="28685E" w:space="7"/>
+        </w:pBdr>
+        <w:ind w:left="140"/>
       </w:pPr>
       <w:r>
+        <w:rPr>
+          <w:rFonts w:ascii="Arial" w:hAnsi="Arial"/>
+        </w:rPr>
         <w:t>PUPIL TASK / Autumn 1 · Week 5 · Lesson B</w:t>
       </w:r>
     </w:p>
@@ -332,6 +408,12 @@
         <w:pStyle w:val="Title"/>
       </w:pPr>
       <w:r>
+        <w:rPr>
+          <w:rFonts w:ascii="Arial" w:hAnsi="Arial"/>
+          <w:b/>
+          <w:color w:val="152B3A"/>
+          <w:sz w:val="48"/>
+        </w:rPr>
         <w:t>2. Improve the bread-and-water model</w:t>
       </w:r>
     </w:p>
@@ -340,11 +422,19 @@
         <w:pStyle w:val="Subtitle"/>
       </w:pPr>
       <w:r>
+        <w:rPr>
+          <w:rFonts w:ascii="Arial" w:hAnsi="Arial"/>
+          <w:i w:val="0"/>
+          <w:sz w:val="22"/>
+        </w:rPr>
         <w:t>Write, draw, point or dictate as agreed with your teacher.</w:t>
       </w:r>
     </w:p>
     <w:p>
       <w:r>
+        <w:rPr>
+          <w:rFonts w:ascii="Arial" w:hAnsi="Arial"/>
+        </w:rPr>
         <w:t>Keep bread and water. Add cards to show a wider range of food jobs. Choose from beans, lentils, carrot and apple.</w:t>
       </w:r>
     </w:p>
@@ -356,6 +446,9 @@
         </w:numPr>
       </w:pPr>
       <w:r>
+        <w:rPr>
+          <w:rFonts w:ascii="Arial" w:hAnsi="Arial"/>
+        </w:rPr>
         <w:t>My added cards: ___.</w:t>
       </w:r>
     </w:p>
@@ -367,6 +460,9 @@
         </w:numPr>
       </w:pPr>
       <w:r>
+        <w:rPr>
+          <w:rFonts w:ascii="Arial" w:hAnsi="Arial"/>
+        </w:rPr>
         <w:t>The first addition helps because ___.</w:t>
       </w:r>
     </w:p>
@@ -378,6 +474,9 @@
         </w:numPr>
       </w:pPr>
       <w:r>
+        <w:rPr>
+          <w:rFonts w:ascii="Arial" w:hAnsi="Arial"/>
+        </w:rPr>
         <w:t>The second addition helps because ___.</w:t>
       </w:r>
     </w:p>
@@ -389,6 +488,9 @@
         </w:numPr>
       </w:pPr>
       <w:r>
+        <w:rPr>
+          <w:rFonts w:ascii="Arial" w:hAnsi="Arial"/>
+        </w:rPr>
         <w:t>One need this simple model cannot fully show: ___.</w:t>
       </w:r>
     </w:p>
@@ -396,11 +498,14 @@
       <w:pPr>
         <w:pStyle w:val="ResponseLine"/>
         <w:pBdr>
-          <w:bottom w:val="single" w:sz="3" w:space="1" w:color="ACBBB7"/>
+          <w:bottom w:val="single" w:sz="4" w:space="1" w:color="9DB9AC"/>
           <w:between w:val="single" w:sz="3" w:space="1" w:color="ACBBB7"/>
         </w:pBdr>
       </w:pPr>
       <w:r>
+        <w:rPr>
+          <w:rFonts w:ascii="Arial" w:hAnsi="Arial"/>
+        </w:rPr>
         <w:t xml:space="preserve"> </w:t>
       </w:r>
     </w:p>
@@ -408,11 +513,14 @@
       <w:pPr>
         <w:pStyle w:val="ResponseLine"/>
         <w:pBdr>
-          <w:bottom w:val="single" w:sz="3" w:space="1" w:color="ACBBB7"/>
+          <w:bottom w:val="single" w:sz="4" w:space="1" w:color="9DB9AC"/>
           <w:between w:val="single" w:sz="3" w:space="1" w:color="ACBBB7"/>
         </w:pBdr>
       </w:pPr>
       <w:r>
+        <w:rPr>
+          <w:rFonts w:ascii="Arial" w:hAnsi="Arial"/>
+        </w:rPr>
         <w:t xml:space="preserve"> </w:t>
       </w:r>
     </w:p>
@@ -420,11 +528,14 @@
       <w:pPr>
         <w:pStyle w:val="ResponseLine"/>
         <w:pBdr>
-          <w:bottom w:val="single" w:sz="3" w:space="1" w:color="ACBBB7"/>
+          <w:bottom w:val="single" w:sz="4" w:space="1" w:color="9DB9AC"/>
           <w:between w:val="single" w:sz="3" w:space="1" w:color="ACBBB7"/>
         </w:pBdr>
       </w:pPr>
       <w:r>
+        <w:rPr>
+          <w:rFonts w:ascii="Arial" w:hAnsi="Arial"/>
+        </w:rPr>
         <w:t xml:space="preserve"> </w:t>
       </w:r>
     </w:p>
@@ -432,11 +543,14 @@
       <w:pPr>
         <w:pStyle w:val="ResponseLine"/>
         <w:pBdr>
-          <w:bottom w:val="single" w:sz="3" w:space="1" w:color="ACBBB7"/>
+          <w:bottom w:val="single" w:sz="4" w:space="1" w:color="9DB9AC"/>
           <w:between w:val="single" w:sz="3" w:space="1" w:color="ACBBB7"/>
         </w:pBdr>
       </w:pPr>
       <w:r>
+        <w:rPr>
+          <w:rFonts w:ascii="Arial" w:hAnsi="Arial"/>
+        </w:rPr>
         <w:t xml:space="preserve"> </w:t>
       </w:r>
     </w:p>
@@ -444,11 +558,14 @@
       <w:pPr>
         <w:pStyle w:val="ResponseLine"/>
         <w:pBdr>
-          <w:bottom w:val="single" w:sz="3" w:space="1" w:color="ACBBB7"/>
+          <w:bottom w:val="single" w:sz="4" w:space="1" w:color="9DB9AC"/>
           <w:between w:val="single" w:sz="3" w:space="1" w:color="ACBBB7"/>
         </w:pBdr>
       </w:pPr>
       <w:r>
+        <w:rPr>
+          <w:rFonts w:ascii="Arial" w:hAnsi="Arial"/>
+        </w:rPr>
         <w:t xml:space="preserve"> </w:t>
       </w:r>
     </w:p>
@@ -456,11 +573,14 @@
       <w:pPr>
         <w:pStyle w:val="ResponseLine"/>
         <w:pBdr>
-          <w:bottom w:val="single" w:sz="3" w:space="1" w:color="ACBBB7"/>
+          <w:bottom w:val="single" w:sz="4" w:space="1" w:color="9DB9AC"/>
           <w:between w:val="single" w:sz="3" w:space="1" w:color="ACBBB7"/>
         </w:pBdr>
       </w:pPr>
       <w:r>
+        <w:rPr>
+          <w:rFonts w:ascii="Arial" w:hAnsi="Arial"/>
+        </w:rPr>
         <w:t xml:space="preserve"> </w:t>
       </w:r>
     </w:p>
@@ -468,11 +588,14 @@
       <w:pPr>
         <w:pStyle w:val="ResponseLine"/>
         <w:pBdr>
-          <w:bottom w:val="single" w:sz="3" w:space="1" w:color="ACBBB7"/>
+          <w:bottom w:val="single" w:sz="4" w:space="1" w:color="9DB9AC"/>
           <w:between w:val="single" w:sz="3" w:space="1" w:color="ACBBB7"/>
         </w:pBdr>
       </w:pPr>
       <w:r>
+        <w:rPr>
+          <w:rFonts w:ascii="Arial" w:hAnsi="Arial"/>
+        </w:rPr>
         <w:t xml:space="preserve"> </w:t>
       </w:r>
     </w:p>
@@ -480,11 +603,14 @@
       <w:pPr>
         <w:pStyle w:val="ResponseLine"/>
         <w:pBdr>
-          <w:bottom w:val="single" w:sz="3" w:space="1" w:color="ACBBB7"/>
+          <w:bottom w:val="single" w:sz="4" w:space="1" w:color="9DB9AC"/>
           <w:between w:val="single" w:sz="3" w:space="1" w:color="ACBBB7"/>
         </w:pBdr>
       </w:pPr>
       <w:r>
+        <w:rPr>
+          <w:rFonts w:ascii="Arial" w:hAnsi="Arial"/>
+        </w:rPr>
         <w:t xml:space="preserve"> </w:t>
       </w:r>
     </w:p>
@@ -492,8 +618,15 @@
       <w:pPr>
         <w:pStyle w:val="Kicker"/>
         <w:pageBreakBefore/>
+        <w:pBdr>
+          <w:left w:val="single" w:sz="20" w:color="28685E" w:space="7"/>
+        </w:pBdr>
+        <w:ind w:left="140"/>
       </w:pPr>
       <w:r>
+        <w:rPr>
+          <w:rFonts w:ascii="Arial" w:hAnsi="Arial"/>
+        </w:rPr>
         <w:t>PUPIL TASK / Autumn 1 · Week 5 · Lesson B</w:t>
       </w:r>
     </w:p>
@@ -502,6 +635,12 @@
         <w:pStyle w:val="Title"/>
       </w:pPr>
       <w:r>
+        <w:rPr>
+          <w:rFonts w:ascii="Arial" w:hAnsi="Arial"/>
+          <w:b/>
+          <w:color w:val="152B3A"/>
+          <w:sz w:val="48"/>
+        </w:rPr>
         <w:t>3. Make the second model meat-free</w:t>
       </w:r>
     </w:p>
@@ -510,11 +649,19 @@
         <w:pStyle w:val="Subtitle"/>
       </w:pPr>
       <w:r>
+        <w:rPr>
+          <w:rFonts w:ascii="Arial" w:hAnsi="Arial"/>
+          <w:i w:val="0"/>
+          <w:sz w:val="22"/>
+        </w:rPr>
         <w:t>Write, draw, point or dictate as agreed with your teacher.</w:t>
       </w:r>
     </w:p>
     <w:p>
       <w:r>
+        <w:rPr>
+          <w:rFonts w:ascii="Arial" w:hAnsi="Arial"/>
+        </w:rPr>
         <w:t>Original fictional case: meat, rice and vegetables. Keep rice/vegetables and replace the protein-source card.</w:t>
       </w:r>
     </w:p>
@@ -526,18 +673,18 @@
         <w:tblW w:w="9866" w:type="dxa"/>
         <w:tblInd w:w="120" w:type="dxa"/>
         <w:tblCellMar>
-          <w:top w:w="100" w:type="dxa"/>
-          <w:left w:w="100" w:type="dxa"/>
-          <w:bottom w:w="100" w:type="dxa"/>
-          <w:right w:w="100" w:type="dxa"/>
+          <w:top w:w="95" w:type="dxa"/>
+          <w:left w:w="120" w:type="dxa"/>
+          <w:bottom w:w="95" w:type="dxa"/>
+          <w:right w:w="120" w:type="dxa"/>
         </w:tblCellMar>
         <w:tblBorders>
-          <w:top w:val="single" w:sz="4" w:color="ACBBB7"/>
-          <w:left w:val="single" w:sz="4" w:color="ACBBB7"/>
-          <w:bottom w:val="single" w:sz="4" w:color="ACBBB7"/>
-          <w:right w:val="single" w:sz="4" w:color="ACBBB7"/>
-          <w:insideH w:val="single" w:sz="4" w:color="ACBBB7"/>
-          <w:insideV w:val="single" w:sz="4" w:color="ACBBB7"/>
+          <w:top w:val="single" w:sz="4" w:color="9DB9AC"/>
+          <w:left w:val="single" w:sz="4" w:color="9DB9AC"/>
+          <w:bottom w:val="single" w:sz="4" w:color="9DB9AC"/>
+          <w:right w:val="single" w:sz="4" w:color="9DB9AC"/>
+          <w:insideH w:val="single" w:sz="4" w:color="9DB9AC"/>
+          <w:insideV w:val="single" w:sz="4" w:color="9DB9AC"/>
         </w:tblBorders>
       </w:tblPr>
       <w:tblGrid>
@@ -554,16 +701,17 @@
           <w:tcPr>
             <w:vAlign w:val="center"/>
             <w:tcW w:w="2923" w:type="dxa"/>
-            <w:shd w:fill="F7F4EC"/>
+            <w:shd w:fill="28685E" w:val="clear"/>
           </w:tcPr>
           <w:p>
             <w:pPr>
-              <w:spacing w:after="20" w:before="20"/>
+              <w:spacing w:after="20" w:before="20" w:line="250" w:lineRule="auto"/>
             </w:pPr>
             <w:r>
               <w:rPr>
+                <w:rFonts w:ascii="Arial" w:hAnsi="Arial"/>
                 <w:b/>
-                <w:color w:val="173348"/>
+                <w:color w:val="FFFFFF"/>
                 <w:sz w:val="21"/>
               </w:rPr>
               <w:t>Version</w:t>
@@ -574,16 +722,17 @@
           <w:tcPr>
             <w:vAlign w:val="center"/>
             <w:tcW w:w="3105" w:type="dxa"/>
-            <w:shd w:fill="F7F4EC"/>
+            <w:shd w:fill="28685E" w:val="clear"/>
           </w:tcPr>
           <w:p>
             <w:pPr>
-              <w:spacing w:after="20" w:before="20"/>
+              <w:spacing w:after="20" w:before="20" w:line="250" w:lineRule="auto"/>
             </w:pPr>
             <w:r>
               <w:rPr>
+                <w:rFonts w:ascii="Arial" w:hAnsi="Arial"/>
                 <w:b/>
-                <w:color w:val="173348"/>
+                <w:color w:val="FFFFFF"/>
                 <w:sz w:val="21"/>
               </w:rPr>
               <w:t>My replacement</w:t>
@@ -594,16 +743,17 @@
           <w:tcPr>
             <w:vAlign w:val="center"/>
             <w:tcW w:w="3838" w:type="dxa"/>
-            <w:shd w:fill="F7F4EC"/>
+            <w:shd w:fill="28685E" w:val="clear"/>
           </w:tcPr>
           <w:p>
             <w:pPr>
-              <w:spacing w:after="20" w:before="20"/>
+              <w:spacing w:after="20" w:before="20" w:line="250" w:lineRule="auto"/>
             </w:pPr>
             <w:r>
               <w:rPr>
+                <w:rFonts w:ascii="Arial" w:hAnsi="Arial"/>
                 <w:b/>
-                <w:color w:val="173348"/>
+                <w:color w:val="FFFFFF"/>
                 <w:sz w:val="21"/>
               </w:rPr>
               <w:t>Body-job evidence</w:t>
@@ -620,13 +770,16 @@
           <w:tcPr>
             <w:vAlign w:val="center"/>
             <w:tcW w:w="2923" w:type="dxa"/>
+            <w:shd w:fill="F1F5F0" w:val="clear"/>
           </w:tcPr>
           <w:p>
             <w:pPr>
-              <w:spacing w:after="20" w:before="20"/>
+              <w:spacing w:after="20" w:before="20" w:line="250" w:lineRule="auto"/>
             </w:pPr>
             <w:r>
               <w:rPr>
+                <w:rFonts w:ascii="Arial" w:hAnsi="Arial"/>
+                <w:color w:val="152B3A"/>
                 <w:sz w:val="21"/>
               </w:rPr>
               <w:t>First meat-free version</w:t>
@@ -637,13 +790,16 @@
           <w:tcPr>
             <w:vAlign w:val="center"/>
             <w:tcW w:w="3105" w:type="dxa"/>
+            <w:shd w:fill="F1F5F0" w:val="clear"/>
           </w:tcPr>
           <w:p>
             <w:pPr>
-              <w:spacing w:after="20" w:before="20"/>
+              <w:spacing w:after="20" w:before="20" w:line="250" w:lineRule="auto"/>
             </w:pPr>
             <w:r>
               <w:rPr>
+                <w:rFonts w:ascii="Arial" w:hAnsi="Arial"/>
+                <w:color w:val="152B3A"/>
                 <w:sz w:val="21"/>
               </w:rPr>
             </w:r>
@@ -653,13 +809,16 @@
           <w:tcPr>
             <w:vAlign w:val="center"/>
             <w:tcW w:w="3838" w:type="dxa"/>
+            <w:shd w:fill="F1F5F0" w:val="clear"/>
           </w:tcPr>
           <w:p>
             <w:pPr>
-              <w:spacing w:after="20" w:before="20"/>
+              <w:spacing w:after="20" w:before="20" w:line="250" w:lineRule="auto"/>
             </w:pPr>
             <w:r>
               <w:rPr>
+                <w:rFonts w:ascii="Arial" w:hAnsi="Arial"/>
+                <w:color w:val="152B3A"/>
                 <w:sz w:val="21"/>
               </w:rPr>
             </w:r>
@@ -675,13 +834,16 @@
           <w:tcPr>
             <w:vAlign w:val="center"/>
             <w:tcW w:w="2923" w:type="dxa"/>
+            <w:shd w:fill="FFFFFF" w:val="clear"/>
           </w:tcPr>
           <w:p>
             <w:pPr>
-              <w:spacing w:after="20" w:before="20"/>
+              <w:spacing w:after="20" w:before="20" w:line="250" w:lineRule="auto"/>
             </w:pPr>
             <w:r>
               <w:rPr>
+                <w:rFonts w:ascii="Arial" w:hAnsi="Arial"/>
+                <w:color w:val="152B3A"/>
                 <w:sz w:val="21"/>
               </w:rPr>
               <w:t>A different workable version</w:t>
@@ -692,13 +854,16 @@
           <w:tcPr>
             <w:vAlign w:val="center"/>
             <w:tcW w:w="3105" w:type="dxa"/>
+            <w:shd w:fill="FFFFFF" w:val="clear"/>
           </w:tcPr>
           <w:p>
             <w:pPr>
-              <w:spacing w:after="20" w:before="20"/>
+              <w:spacing w:after="20" w:before="20" w:line="250" w:lineRule="auto"/>
             </w:pPr>
             <w:r>
               <w:rPr>
+                <w:rFonts w:ascii="Arial" w:hAnsi="Arial"/>
+                <w:color w:val="152B3A"/>
                 <w:sz w:val="21"/>
               </w:rPr>
             </w:r>
@@ -708,13 +873,16 @@
           <w:tcPr>
             <w:vAlign w:val="center"/>
             <w:tcW w:w="3838" w:type="dxa"/>
+            <w:shd w:fill="FFFFFF" w:val="clear"/>
           </w:tcPr>
           <w:p>
             <w:pPr>
-              <w:spacing w:after="20" w:before="20"/>
+              <w:spacing w:after="20" w:before="20" w:line="250" w:lineRule="auto"/>
             </w:pPr>
             <w:r>
               <w:rPr>
+                <w:rFonts w:ascii="Arial" w:hAnsi="Arial"/>
+                <w:color w:val="152B3A"/>
                 <w:sz w:val="21"/>
               </w:rPr>
             </w:r>
@@ -726,11 +894,14 @@
       <w:pPr>
         <w:pStyle w:val="ResponseLine"/>
         <w:pBdr>
-          <w:bottom w:val="single" w:sz="3" w:space="1" w:color="ACBBB7"/>
+          <w:bottom w:val="single" w:sz="4" w:space="1" w:color="9DB9AC"/>
           <w:between w:val="single" w:sz="3" w:space="1" w:color="ACBBB7"/>
         </w:pBdr>
       </w:pPr>
       <w:r>
+        <w:rPr>
+          <w:rFonts w:ascii="Arial" w:hAnsi="Arial"/>
+        </w:rPr>
         <w:t xml:space="preserve"> </w:t>
       </w:r>
     </w:p>
@@ -738,11 +909,14 @@
       <w:pPr>
         <w:pStyle w:val="ResponseLine"/>
         <w:pBdr>
-          <w:bottom w:val="single" w:sz="3" w:space="1" w:color="ACBBB7"/>
+          <w:bottom w:val="single" w:sz="4" w:space="1" w:color="9DB9AC"/>
           <w:between w:val="single" w:sz="3" w:space="1" w:color="ACBBB7"/>
         </w:pBdr>
       </w:pPr>
       <w:r>
+        <w:rPr>
+          <w:rFonts w:ascii="Arial" w:hAnsi="Arial"/>
+        </w:rPr>
         <w:t xml:space="preserve"> </w:t>
       </w:r>
     </w:p>
@@ -750,11 +924,14 @@
       <w:pPr>
         <w:pStyle w:val="ResponseLine"/>
         <w:pBdr>
-          <w:bottom w:val="single" w:sz="3" w:space="1" w:color="ACBBB7"/>
+          <w:bottom w:val="single" w:sz="4" w:space="1" w:color="9DB9AC"/>
           <w:between w:val="single" w:sz="3" w:space="1" w:color="ACBBB7"/>
         </w:pBdr>
       </w:pPr>
       <w:r>
+        <w:rPr>
+          <w:rFonts w:ascii="Arial" w:hAnsi="Arial"/>
+        </w:rPr>
         <w:t xml:space="preserve"> </w:t>
       </w:r>
     </w:p>
@@ -762,11 +939,14 @@
       <w:pPr>
         <w:pStyle w:val="ResponseLine"/>
         <w:pBdr>
-          <w:bottom w:val="single" w:sz="3" w:space="1" w:color="ACBBB7"/>
+          <w:bottom w:val="single" w:sz="4" w:space="1" w:color="9DB9AC"/>
           <w:between w:val="single" w:sz="3" w:space="1" w:color="ACBBB7"/>
         </w:pBdr>
       </w:pPr>
       <w:r>
+        <w:rPr>
+          <w:rFonts w:ascii="Arial" w:hAnsi="Arial"/>
+        </w:rPr>
         <w:t xml:space="preserve"> </w:t>
       </w:r>
     </w:p>
@@ -774,11 +954,14 @@
       <w:pPr>
         <w:pStyle w:val="ResponseLine"/>
         <w:pBdr>
-          <w:bottom w:val="single" w:sz="3" w:space="1" w:color="ACBBB7"/>
+          <w:bottom w:val="single" w:sz="4" w:space="1" w:color="9DB9AC"/>
           <w:between w:val="single" w:sz="3" w:space="1" w:color="ACBBB7"/>
         </w:pBdr>
       </w:pPr>
       <w:r>
+        <w:rPr>
+          <w:rFonts w:ascii="Arial" w:hAnsi="Arial"/>
+        </w:rPr>
         <w:t xml:space="preserve"> </w:t>
       </w:r>
     </w:p>
@@ -786,8 +969,15 @@
       <w:pPr>
         <w:pStyle w:val="Kicker"/>
         <w:pageBreakBefore/>
+        <w:pBdr>
+          <w:left w:val="single" w:sz="20" w:color="28685E" w:space="7"/>
+        </w:pBdr>
+        <w:ind w:left="140"/>
       </w:pPr>
       <w:r>
+        <w:rPr>
+          <w:rFonts w:ascii="Arial" w:hAnsi="Arial"/>
+        </w:rPr>
         <w:t>PUPIL TASK / Autumn 1 · Week 5 · Lesson B</w:t>
       </w:r>
     </w:p>
@@ -796,6 +986,12 @@
         <w:pStyle w:val="Title"/>
       </w:pPr>
       <w:r>
+        <w:rPr>
+          <w:rFonts w:ascii="Arial" w:hAnsi="Arial"/>
+          <w:b/>
+          <w:color w:val="152B3A"/>
+          <w:sz w:val="48"/>
+        </w:rPr>
         <w:t>4. Revise and explain</w:t>
       </w:r>
     </w:p>
@@ -804,11 +1000,19 @@
         <w:pStyle w:val="Subtitle"/>
       </w:pPr>
       <w:r>
+        <w:rPr>
+          <w:rFonts w:ascii="Arial" w:hAnsi="Arial"/>
+          <w:i w:val="0"/>
+          <w:sz w:val="22"/>
+        </w:rPr>
         <w:t>Write, draw, point or dictate as agreed with your teacher.</w:t>
       </w:r>
     </w:p>
     <w:p>
       <w:r>
+        <w:rPr>
+          <w:rFonts w:ascii="Arial" w:hAnsi="Arial"/>
+        </w:rPr>
         <w:t>Check a choice against the information table. Keep your first version.</w:t>
       </w:r>
     </w:p>
@@ -820,6 +1024,9 @@
         </w:numPr>
       </w:pPr>
       <w:r>
+        <w:rPr>
+          <w:rFonts w:ascii="Arial" w:hAnsi="Arial"/>
+        </w:rPr>
         <w:t>My first choice or reason: ___.</w:t>
       </w:r>
     </w:p>
@@ -831,6 +1038,9 @@
         </w:numPr>
       </w:pPr>
       <w:r>
+        <w:rPr>
+          <w:rFonts w:ascii="Arial" w:hAnsi="Arial"/>
+        </w:rPr>
         <w:t>My improved choice or reason: ___.</w:t>
       </w:r>
     </w:p>
@@ -842,6 +1052,9 @@
         </w:numPr>
       </w:pPr>
       <w:r>
+        <w:rPr>
+          <w:rFonts w:ascii="Arial" w:hAnsi="Arial"/>
+        </w:rPr>
         <w:t>The evidence that helped: ___.</w:t>
       </w:r>
     </w:p>
@@ -853,6 +1066,9 @@
         </w:numPr>
       </w:pPr>
       <w:r>
+        <w:rPr>
+          <w:rFonts w:ascii="Arial" w:hAnsi="Arial"/>
+        </w:rPr>
         <w:t>Exit: why do bodies need a range of nutrients?</w:t>
       </w:r>
     </w:p>
@@ -860,11 +1076,14 @@
       <w:pPr>
         <w:pStyle w:val="ResponseLine"/>
         <w:pBdr>
-          <w:bottom w:val="single" w:sz="3" w:space="1" w:color="ACBBB7"/>
+          <w:bottom w:val="single" w:sz="4" w:space="1" w:color="9DB9AC"/>
           <w:between w:val="single" w:sz="3" w:space="1" w:color="ACBBB7"/>
         </w:pBdr>
       </w:pPr>
       <w:r>
+        <w:rPr>
+          <w:rFonts w:ascii="Arial" w:hAnsi="Arial"/>
+        </w:rPr>
         <w:t xml:space="preserve"> </w:t>
       </w:r>
     </w:p>
@@ -872,11 +1091,14 @@
       <w:pPr>
         <w:pStyle w:val="ResponseLine"/>
         <w:pBdr>
-          <w:bottom w:val="single" w:sz="3" w:space="1" w:color="ACBBB7"/>
+          <w:bottom w:val="single" w:sz="4" w:space="1" w:color="9DB9AC"/>
           <w:between w:val="single" w:sz="3" w:space="1" w:color="ACBBB7"/>
         </w:pBdr>
       </w:pPr>
       <w:r>
+        <w:rPr>
+          <w:rFonts w:ascii="Arial" w:hAnsi="Arial"/>
+        </w:rPr>
         <w:t xml:space="preserve"> </w:t>
       </w:r>
     </w:p>
@@ -884,11 +1106,14 @@
       <w:pPr>
         <w:pStyle w:val="ResponseLine"/>
         <w:pBdr>
-          <w:bottom w:val="single" w:sz="3" w:space="1" w:color="ACBBB7"/>
+          <w:bottom w:val="single" w:sz="4" w:space="1" w:color="9DB9AC"/>
           <w:between w:val="single" w:sz="3" w:space="1" w:color="ACBBB7"/>
         </w:pBdr>
       </w:pPr>
       <w:r>
+        <w:rPr>
+          <w:rFonts w:ascii="Arial" w:hAnsi="Arial"/>
+        </w:rPr>
         <w:t xml:space="preserve"> </w:t>
       </w:r>
     </w:p>
@@ -896,11 +1121,14 @@
       <w:pPr>
         <w:pStyle w:val="ResponseLine"/>
         <w:pBdr>
-          <w:bottom w:val="single" w:sz="3" w:space="1" w:color="ACBBB7"/>
+          <w:bottom w:val="single" w:sz="4" w:space="1" w:color="9DB9AC"/>
           <w:between w:val="single" w:sz="3" w:space="1" w:color="ACBBB7"/>
         </w:pBdr>
       </w:pPr>
       <w:r>
+        <w:rPr>
+          <w:rFonts w:ascii="Arial" w:hAnsi="Arial"/>
+        </w:rPr>
         <w:t xml:space="preserve"> </w:t>
       </w:r>
     </w:p>
@@ -908,11 +1136,14 @@
       <w:pPr>
         <w:pStyle w:val="ResponseLine"/>
         <w:pBdr>
-          <w:bottom w:val="single" w:sz="3" w:space="1" w:color="ACBBB7"/>
+          <w:bottom w:val="single" w:sz="4" w:space="1" w:color="9DB9AC"/>
           <w:between w:val="single" w:sz="3" w:space="1" w:color="ACBBB7"/>
         </w:pBdr>
       </w:pPr>
       <w:r>
+        <w:rPr>
+          <w:rFonts w:ascii="Arial" w:hAnsi="Arial"/>
+        </w:rPr>
         <w:t xml:space="preserve"> </w:t>
       </w:r>
     </w:p>
@@ -920,11 +1151,14 @@
       <w:pPr>
         <w:pStyle w:val="ResponseLine"/>
         <w:pBdr>
-          <w:bottom w:val="single" w:sz="3" w:space="1" w:color="ACBBB7"/>
+          <w:bottom w:val="single" w:sz="4" w:space="1" w:color="9DB9AC"/>
           <w:between w:val="single" w:sz="3" w:space="1" w:color="ACBBB7"/>
         </w:pBdr>
       </w:pPr>
       <w:r>
+        <w:rPr>
+          <w:rFonts w:ascii="Arial" w:hAnsi="Arial"/>
+        </w:rPr>
         <w:t xml:space="preserve"> </w:t>
       </w:r>
     </w:p>
@@ -932,11 +1166,14 @@
       <w:pPr>
         <w:pStyle w:val="ResponseLine"/>
         <w:pBdr>
-          <w:bottom w:val="single" w:sz="3" w:space="1" w:color="ACBBB7"/>
+          <w:bottom w:val="single" w:sz="4" w:space="1" w:color="9DB9AC"/>
           <w:between w:val="single" w:sz="3" w:space="1" w:color="ACBBB7"/>
         </w:pBdr>
       </w:pPr>
       <w:r>
+        <w:rPr>
+          <w:rFonts w:ascii="Arial" w:hAnsi="Arial"/>
+        </w:rPr>
         <w:t xml:space="preserve"> </w:t>
       </w:r>
     </w:p>
@@ -944,19 +1181,28 @@
       <w:pPr>
         <w:pStyle w:val="ResponseLine"/>
         <w:pBdr>
-          <w:bottom w:val="single" w:sz="3" w:space="1" w:color="ACBBB7"/>
+          <w:bottom w:val="single" w:sz="4" w:space="1" w:color="9DB9AC"/>
           <w:between w:val="single" w:sz="3" w:space="1" w:color="ACBBB7"/>
         </w:pBdr>
       </w:pPr>
       <w:r>
+        <w:rPr>
+          <w:rFonts w:ascii="Arial" w:hAnsi="Arial"/>
+        </w:rPr>
         <w:t xml:space="preserve"> </w:t>
       </w:r>
     </w:p>
     <w:p>
       <w:pPr>
         <w:pStyle w:val="Heading1"/>
+        <w:pBdr>
+          <w:bottom w:val="single" w:sz="6" w:color="DCE7DD" w:space="4"/>
+        </w:pBdr>
       </w:pPr>
       <w:r>
+        <w:rPr>
+          <w:rFonts w:ascii="Arial" w:hAnsi="Arial"/>
+        </w:rPr>
         <w:t>Choose a response route</w:t>
       </w:r>
     </w:p>
@@ -965,57 +1211,91 @@
         <w:pStyle w:val="Small"/>
       </w:pPr>
       <w:r>
+        <w:rPr>
+          <w:rFonts w:ascii="Arial" w:hAnsi="Arial"/>
+        </w:rPr>
         <w:t>Agree one route with your teacher; you do not need every route.</w:t>
       </w:r>
     </w:p>
     <w:p>
       <w:pPr>
         <w:pStyle w:val="Heading1"/>
+        <w:pBdr>
+          <w:bottom w:val="single" w:sz="6" w:color="DCE7DD" w:space="4"/>
+        </w:pBdr>
       </w:pPr>
       <w:r>
+        <w:rPr>
+          <w:rFonts w:ascii="Arial" w:hAnsi="Arial"/>
+        </w:rPr>
         <w:t>Supported</w:t>
       </w:r>
     </w:p>
     <w:p>
       <w:r>
+        <w:rPr>
+          <w:rFonts w:ascii="Arial" w:hAnsi="Arial"/>
+        </w:rPr>
         <w:t>Choose two cards with adult-read evidence and point to a reason; direct one revision.</w:t>
       </w:r>
     </w:p>
     <w:p>
       <w:pPr>
         <w:pStyle w:val="Heading1"/>
+        <w:pBdr>
+          <w:bottom w:val="single" w:sz="6" w:color="DCE7DD" w:space="4"/>
+        </w:pBdr>
       </w:pPr>
       <w:r>
+        <w:rPr>
+          <w:rFonts w:ascii="Arial" w:hAnsi="Arial"/>
+        </w:rPr>
         <w:t>Standard</w:t>
       </w:r>
     </w:p>
     <w:p>
       <w:r>
+        <w:rPr>
+          <w:rFonts w:ascii="Arial" w:hAnsi="Arial"/>
+        </w:rPr>
         <w:t>Build both fictional cases and explain two food jobs and a revision.</w:t>
       </w:r>
     </w:p>
     <w:p>
       <w:pPr>
         <w:pStyle w:val="Heading1"/>
+        <w:pBdr>
+          <w:bottom w:val="single" w:sz="6" w:color="DCE7DD" w:space="4"/>
+        </w:pBdr>
       </w:pPr>
       <w:r>
+        <w:rPr>
+          <w:rFonts w:ascii="Arial" w:hAnsi="Arial"/>
+        </w:rPr>
         <w:t>Stretch</w:t>
       </w:r>
     </w:p>
     <w:p>
       <w:r>
+        <w:rPr>
+          <w:rFonts w:ascii="Arial" w:hAnsi="Arial"/>
+        </w:rPr>
         <w:t>Compare alternatives and explain why one food or one model cannot cover every need.</w:t>
       </w:r>
     </w:p>
     <w:p>
       <w:pPr>
         <w:pStyle w:val="Callout"/>
-        <w:shd w:fill="F7F4EC"/>
+        <w:shd w:fill="F1F5F0" w:val="clear"/>
         <w:pBdr>
-          <w:left w:val="single" w:sz="18" w:space="8" w:color="28675C"/>
+          <w:left w:val="single" w:sz="20" w:space="8" w:color="28685E"/>
         </w:pBdr>
+        <w:ind w:left="140" w:right="60"/>
       </w:pPr>
       <w:r>
+        <w:rPr>
+          <w:rFonts w:ascii="Arial" w:hAnsi="Arial"/>
+        </w:rPr>
         <w:t>Next: the current Week 6 lesson.</w:t>
       </w:r>
     </w:p>
@@ -1038,6 +1318,11 @@
       <w:pStyle w:val="Small"/>
     </w:pPr>
     <w:r>
+      <w:rPr>
+        <w:rFonts w:ascii="Arial" w:hAnsi="Arial"/>
+        <w:color w:val="54656C"/>
+        <w:sz w:val="17"/>
+      </w:rPr>
       <w:t xml:space="preserve">Autumn 1 · Week 5 · Lesson B  |  Pupil materials  |  </w:t>
     </w:r>
     <w:fldSimple w:instr="PAGE"/>
@@ -1050,8 +1335,14 @@
   <w:p>
     <w:pPr>
       <w:pStyle w:val="Kicker"/>
+      <w:pBdr>
+        <w:bottom w:val="single" w:sz="8" w:color="DCE7DD" w:space="5"/>
+      </w:pBdr>
     </w:pPr>
     <w:r>
+      <w:rPr>
+        <w:rFonts w:ascii="Arial" w:hAnsi="Arial"/>
+      </w:rPr>
       <w:drawing>
         <wp:inline xmlns:a="http://schemas.openxmlformats.org/drawingml/2006/main" xmlns:pic="http://schemas.openxmlformats.org/drawingml/2006/picture">
           <wp:extent cx="270000" cy="270000"/>
@@ -1086,6 +1377,9 @@
       </w:drawing>
     </w:r>
     <w:r>
+      <w:rPr>
+        <w:rFonts w:ascii="Arial" w:hAnsi="Arial"/>
+      </w:rPr>
       <w:t xml:space="preserve">  MADE BY MATT  /  BUILD SCIENCE</w:t>
     </w:r>
   </w:p>
@@ -1490,13 +1784,14 @@
     <w:qFormat/>
     <w:rsid w:val="00FC693F"/>
     <w:pPr>
-      <w:spacing w:before="0" w:after="120" w:line="250" w:lineRule="auto"/>
+      <w:widowControl/>
+      <w:spacing w:before="0" w:after="120" w:line="257" w:lineRule="auto"/>
     </w:pPr>
     <w:rPr>
       <w:rFonts w:ascii="Arial" w:hAnsi="Arial" w:eastAsia="Arial" w:cs="Arial"/>
       <w:b w:val="0"/>
-      <w:color w:val="25343E"/>
-      <w:sz w:val="24"/>
+      <w:color w:val="152B3A"/>
+      <w:sz w:val="22"/>
     </w:rPr>
   </w:style>
   <w:style w:type="paragraph" w:styleId="Header">
@@ -1554,15 +1849,16 @@
     <w:pPr>
       <w:keepNext/>
       <w:keepLines/>
-      <w:spacing w:before="220" w:after="120" w:line="250" w:lineRule="auto"/>
+      <w:widowControl/>
+      <w:spacing w:before="200" w:after="120" w:line="254" w:lineRule="auto"/>
       <w:outlineLvl w:val="0"/>
     </w:pPr>
     <w:rPr>
       <w:rFonts w:ascii="Arial" w:hAnsi="Arial" w:eastAsia="Arial" w:cs="Arial"/>
       <w:b/>
       <w:bCs/>
-      <w:color w:val="28675C"/>
-      <w:sz w:val="32"/>
+      <w:color w:val="28685E"/>
+      <w:sz w:val="30"/>
       <w:szCs w:val="28"/>
     </w:rPr>
   </w:style>
@@ -1578,14 +1874,15 @@
     <w:pPr>
       <w:keepNext/>
       <w:keepLines/>
-      <w:spacing w:before="140" w:after="120" w:line="250" w:lineRule="auto"/>
+      <w:widowControl/>
+      <w:spacing w:before="140" w:after="80" w:line="254" w:lineRule="auto"/>
       <w:outlineLvl w:val="1"/>
     </w:pPr>
     <w:rPr>
       <w:rFonts w:ascii="Arial" w:hAnsi="Arial" w:eastAsia="Arial" w:cs="Arial"/>
       <w:b/>
       <w:bCs/>
-      <w:color w:val="173348"/>
+      <w:color w:val="152B3A"/>
       <w:sz w:val="24"/>
       <w:szCs w:val="26"/>
     </w:rPr>
@@ -1841,13 +2138,14 @@
     <w:rsid w:val="00FC693F"/>
     <w:pPr>
       <w:keepNext/>
-      <w:spacing w:after="120" w:line="250" w:lineRule="auto" w:before="0"/>
+      <w:widowControl/>
+      <w:spacing w:after="140" w:line="250" w:lineRule="auto" w:before="0"/>
       <w:contextualSpacing/>
     </w:pPr>
     <w:rPr>
       <w:rFonts w:ascii="Arial" w:hAnsi="Arial" w:eastAsia="Arial" w:cs="Arial"/>
-      <w:b w:val="0"/>
-      <w:color w:val="173348"/>
+      <w:b/>
+      <w:color w:val="152B3A"/>
       <w:spacing w:val="5"/>
       <w:kern w:val="28"/>
       <w:sz w:val="48"/>
@@ -1879,19 +2177,20 @@
     <w:rsid w:val="00FC693F"/>
     <w:pPr>
       <w:keepNext/>
+      <w:widowControl/>
       <w:numPr>
         <w:ilvl w:val="1"/>
       </w:numPr>
-      <w:spacing w:before="0" w:after="120" w:line="250" w:lineRule="auto"/>
+      <w:spacing w:before="0" w:after="200" w:line="252" w:lineRule="auto"/>
     </w:pPr>
     <w:rPr>
       <w:rFonts w:ascii="Arial" w:hAnsi="Arial" w:eastAsia="Arial" w:cs="Arial"/>
       <w:b w:val="0"/>
-      <w:i/>
+      <w:i w:val="0"/>
       <w:iCs/>
-      <w:color w:val="53626A"/>
+      <w:color w:val="54656C"/>
       <w:spacing w:val="15"/>
-      <w:sz w:val="24"/>
+      <w:sz w:val="22"/>
       <w:szCs w:val="24"/>
     </w:rPr>
   </w:style>
@@ -13186,48 +13485,53 @@
   <w:style w:type="paragraph" w:customStyle="1" w:styleId="Kicker">
     <w:name w:val="Kicker"/>
     <w:pPr>
-      <w:spacing w:before="0" w:after="120" w:line="250" w:lineRule="auto"/>
+      <w:keepNext/>
+      <w:widowControl/>
+      <w:spacing w:before="0" w:after="140" w:line="250" w:lineRule="auto"/>
     </w:pPr>
     <w:rPr>
       <w:rFonts w:ascii="Arial" w:hAnsi="Arial" w:eastAsia="Arial" w:cs="Arial"/>
       <w:b/>
-      <w:color w:val="28675C"/>
+      <w:color w:val="28685E"/>
       <w:sz w:val="18"/>
     </w:rPr>
   </w:style>
   <w:style w:type="paragraph" w:customStyle="1" w:styleId="Small">
     <w:name w:val="Small"/>
     <w:pPr>
-      <w:spacing w:before="0" w:after="120" w:line="250" w:lineRule="auto"/>
+      <w:widowControl/>
+      <w:spacing w:before="0" w:after="120" w:line="254" w:lineRule="auto"/>
     </w:pPr>
     <w:rPr>
       <w:rFonts w:ascii="Arial" w:hAnsi="Arial" w:eastAsia="Arial" w:cs="Arial"/>
       <w:b w:val="0"/>
-      <w:color w:val="53626A"/>
+      <w:color w:val="54656C"/>
       <w:sz w:val="18"/>
     </w:rPr>
   </w:style>
   <w:style w:type="paragraph" w:customStyle="1" w:styleId="ResponseLine">
     <w:name w:val="ResponseLine"/>
     <w:pPr>
-      <w:spacing w:before="0" w:after="0" w:line="440" w:lineRule="exact"/>
+      <w:widowControl/>
+      <w:spacing w:before="0" w:after="0" w:line="480" w:lineRule="exact"/>
     </w:pPr>
     <w:rPr>
       <w:rFonts w:ascii="Arial" w:hAnsi="Arial" w:eastAsia="Arial" w:cs="Arial"/>
       <w:b w:val="0"/>
-      <w:color w:val="25343E"/>
+      <w:color w:val="152B3A"/>
       <w:sz w:val="24"/>
     </w:rPr>
   </w:style>
   <w:style w:type="paragraph" w:customStyle="1" w:styleId="Callout">
     <w:name w:val="Callout"/>
     <w:pPr>
-      <w:spacing w:before="120" w:after="160" w:line="250" w:lineRule="auto"/>
+      <w:widowControl/>
+      <w:spacing w:before="120" w:after="180" w:line="254" w:lineRule="auto"/>
     </w:pPr>
     <w:rPr>
       <w:rFonts w:ascii="Arial" w:hAnsi="Arial" w:eastAsia="Arial" w:cs="Arial"/>
       <w:b w:val="0"/>
-      <w:color w:val="25343E"/>
+      <w:color w:val="152B3A"/>
       <w:sz w:val="22"/>
     </w:rPr>
   </w:style>
